--- a/docs/tables/heatmap/cont_index_carboplatin_b15_underdose.docx
+++ b/docs/tables/heatmap/cont_index_carboplatin_b15_underdose.docx
@@ -1276,7 +1276,7 @@
               <w:left w:val="none" w:sz="0" w:space="0" w:color="000000"/>
               <w:right w:val="none" w:sz="0" w:space="0" w:color="000000"/>
             </w:tcBorders>
-            <w:shd w:val="clear" w:color="auto" w:fill="F9EDEE"/>
+            <w:shd w:val="clear" w:color="auto" w:fill="FEDF8C"/>
             <w:tcMar>
               <w:top w:w="0" w:type="dxa"/>
               <w:bottom w:w="0" w:type="dxa"/>
@@ -1329,7 +1329,7 @@
               <w:left w:val="none" w:sz="0" w:space="0" w:color="000000"/>
               <w:right w:val="none" w:sz="0" w:space="0" w:color="000000"/>
             </w:tcBorders>
-            <w:shd w:val="clear" w:color="auto" w:fill="F9EEEF"/>
+            <w:shd w:val="clear" w:color="auto" w:fill="FEE08D"/>
             <w:tcMar>
               <w:top w:w="0" w:type="dxa"/>
               <w:bottom w:w="0" w:type="dxa"/>
@@ -1382,7 +1382,7 @@
               <w:left w:val="none" w:sz="0" w:space="0" w:color="000000"/>
               <w:right w:val="none" w:sz="0" w:space="0" w:color="000000"/>
             </w:tcBorders>
-            <w:shd w:val="clear" w:color="auto" w:fill="F8EBED"/>
+            <w:shd w:val="clear" w:color="auto" w:fill="FEDE8B"/>
             <w:tcMar>
               <w:top w:w="0" w:type="dxa"/>
               <w:bottom w:w="0" w:type="dxa"/>
@@ -1435,7 +1435,7 @@
               <w:left w:val="none" w:sz="0" w:space="0" w:color="000000"/>
               <w:right w:val="none" w:sz="0" w:space="0" w:color="000000"/>
             </w:tcBorders>
-            <w:shd w:val="clear" w:color="auto" w:fill="FFFFFF"/>
+            <w:shd w:val="clear" w:color="auto" w:fill="FFEDA0"/>
             <w:tcMar>
               <w:top w:w="0" w:type="dxa"/>
               <w:bottom w:w="0" w:type="dxa"/>
@@ -1488,7 +1488,7 @@
               <w:left w:val="none" w:sz="0" w:space="0" w:color="000000"/>
               <w:right w:val="none" w:sz="0" w:space="0" w:color="000000"/>
             </w:tcBorders>
-            <w:shd w:val="clear" w:color="auto" w:fill="FDF9FA"/>
+            <w:shd w:val="clear" w:color="auto" w:fill="FEE89A"/>
             <w:tcMar>
               <w:top w:w="0" w:type="dxa"/>
               <w:bottom w:w="0" w:type="dxa"/>
@@ -1541,7 +1541,7 @@
               <w:left w:val="none" w:sz="0" w:space="0" w:color="000000"/>
               <w:right w:val="none" w:sz="0" w:space="0" w:color="000000"/>
             </w:tcBorders>
-            <w:shd w:val="clear" w:color="auto" w:fill="F9EDEE"/>
+            <w:shd w:val="clear" w:color="auto" w:fill="FEDF8C"/>
             <w:tcMar>
               <w:top w:w="0" w:type="dxa"/>
               <w:bottom w:w="0" w:type="dxa"/>
@@ -1594,7 +1594,7 @@
               <w:left w:val="none" w:sz="0" w:space="0" w:color="000000"/>
               <w:right w:val="none" w:sz="0" w:space="0" w:color="000000"/>
             </w:tcBorders>
-            <w:shd w:val="clear" w:color="auto" w:fill="F4DFE2"/>
+            <w:shd w:val="clear" w:color="auto" w:fill="FED47D"/>
             <w:tcMar>
               <w:top w:w="0" w:type="dxa"/>
               <w:bottom w:w="0" w:type="dxa"/>
@@ -1647,7 +1647,7 @@
               <w:left w:val="none" w:sz="0" w:space="0" w:color="000000"/>
               <w:right w:val="none" w:sz="0" w:space="0" w:color="000000"/>
             </w:tcBorders>
-            <w:shd w:val="clear" w:color="auto" w:fill="F8ECEE"/>
+            <w:shd w:val="clear" w:color="auto" w:fill="FEDE8B"/>
             <w:tcMar>
               <w:top w:w="0" w:type="dxa"/>
               <w:bottom w:w="0" w:type="dxa"/>
@@ -1700,7 +1700,7 @@
               <w:left w:val="none" w:sz="0" w:space="0" w:color="000000"/>
               <w:right w:val="none" w:sz="0" w:space="0" w:color="000000"/>
             </w:tcBorders>
-            <w:shd w:val="clear" w:color="auto" w:fill="FAF1F2"/>
+            <w:shd w:val="clear" w:color="auto" w:fill="FEE291"/>
             <w:tcMar>
               <w:top w:w="0" w:type="dxa"/>
               <w:bottom w:w="0" w:type="dxa"/>
@@ -1753,7 +1753,7 @@
               <w:left w:val="none" w:sz="0" w:space="0" w:color="000000"/>
               <w:right w:val="none" w:sz="0" w:space="0" w:color="000000"/>
             </w:tcBorders>
-            <w:shd w:val="clear" w:color="auto" w:fill="F8EAEB"/>
+            <w:shd w:val="clear" w:color="auto" w:fill="FEDD89"/>
             <w:tcMar>
               <w:top w:w="0" w:type="dxa"/>
               <w:bottom w:w="0" w:type="dxa"/>
@@ -1806,7 +1806,7 @@
               <w:left w:val="none" w:sz="0" w:space="0" w:color="000000"/>
               <w:right w:val="none" w:sz="0" w:space="0" w:color="000000"/>
             </w:tcBorders>
-            <w:shd w:val="clear" w:color="auto" w:fill="FBF5F6"/>
+            <w:shd w:val="clear" w:color="auto" w:fill="FEE595"/>
             <w:tcMar>
               <w:top w:w="0" w:type="dxa"/>
               <w:bottom w:w="0" w:type="dxa"/>
@@ -1960,7 +1960,7 @@
               <w:left w:val="none" w:sz="0" w:space="0" w:color="000000"/>
               <w:right w:val="none" w:sz="0" w:space="0" w:color="000000"/>
             </w:tcBorders>
-            <w:shd w:val="clear" w:color="auto" w:fill="ECC7CC"/>
+            <w:shd w:val="clear" w:color="auto" w:fill="FEC263"/>
             <w:tcMar>
               <w:top w:w="0" w:type="dxa"/>
               <w:bottom w:w="0" w:type="dxa"/>
@@ -2013,7 +2013,7 @@
               <w:left w:val="none" w:sz="0" w:space="0" w:color="000000"/>
               <w:right w:val="none" w:sz="0" w:space="0" w:color="000000"/>
             </w:tcBorders>
-            <w:shd w:val="clear" w:color="auto" w:fill="F1D6D9"/>
+            <w:shd w:val="clear" w:color="auto" w:fill="FECD73"/>
             <w:tcMar>
               <w:top w:w="0" w:type="dxa"/>
               <w:bottom w:w="0" w:type="dxa"/>
@@ -2066,7 +2066,7 @@
               <w:left w:val="none" w:sz="0" w:space="0" w:color="000000"/>
               <w:right w:val="none" w:sz="0" w:space="0" w:color="000000"/>
             </w:tcBorders>
-            <w:shd w:val="clear" w:color="auto" w:fill="E7B9BF"/>
+            <w:shd w:val="clear" w:color="auto" w:fill="FEB754"/>
             <w:tcMar>
               <w:top w:w="0" w:type="dxa"/>
               <w:bottom w:w="0" w:type="dxa"/>
@@ -2119,7 +2119,7 @@
               <w:left w:val="none" w:sz="0" w:space="0" w:color="000000"/>
               <w:right w:val="none" w:sz="0" w:space="0" w:color="000000"/>
             </w:tcBorders>
-            <w:shd w:val="clear" w:color="auto" w:fill="FFFFFF"/>
+            <w:shd w:val="clear" w:color="auto" w:fill="FFEDA0"/>
             <w:tcMar>
               <w:top w:w="0" w:type="dxa"/>
               <w:bottom w:w="0" w:type="dxa"/>
@@ -2172,7 +2172,7 @@
               <w:left w:val="none" w:sz="0" w:space="0" w:color="000000"/>
               <w:right w:val="none" w:sz="0" w:space="0" w:color="000000"/>
             </w:tcBorders>
-            <w:shd w:val="clear" w:color="auto" w:fill="F4E0E2"/>
+            <w:shd w:val="clear" w:color="auto" w:fill="FED57E"/>
             <w:tcMar>
               <w:top w:w="0" w:type="dxa"/>
               <w:bottom w:w="0" w:type="dxa"/>
@@ -2225,7 +2225,7 @@
               <w:left w:val="none" w:sz="0" w:space="0" w:color="000000"/>
               <w:right w:val="none" w:sz="0" w:space="0" w:color="000000"/>
             </w:tcBorders>
-            <w:shd w:val="clear" w:color="auto" w:fill="ECC6CA"/>
+            <w:shd w:val="clear" w:color="auto" w:fill="FEC161"/>
             <w:tcMar>
               <w:top w:w="0" w:type="dxa"/>
               <w:bottom w:w="0" w:type="dxa"/>
@@ -2278,7 +2278,7 @@
               <w:left w:val="none" w:sz="0" w:space="0" w:color="000000"/>
               <w:right w:val="none" w:sz="0" w:space="0" w:color="000000"/>
             </w:tcBorders>
-            <w:shd w:val="clear" w:color="auto" w:fill="E3ACB3"/>
+            <w:shd w:val="clear" w:color="auto" w:fill="FDA948"/>
             <w:tcMar>
               <w:top w:w="0" w:type="dxa"/>
               <w:bottom w:w="0" w:type="dxa"/>
@@ -2331,7 +2331,7 @@
               <w:left w:val="none" w:sz="0" w:space="0" w:color="000000"/>
               <w:right w:val="none" w:sz="0" w:space="0" w:color="000000"/>
             </w:tcBorders>
-            <w:shd w:val="clear" w:color="auto" w:fill="ECC6CB"/>
+            <w:shd w:val="clear" w:color="auto" w:fill="FEC162"/>
             <w:tcMar>
               <w:top w:w="0" w:type="dxa"/>
               <w:bottom w:w="0" w:type="dxa"/>
@@ -2384,7 +2384,7 @@
               <w:left w:val="none" w:sz="0" w:space="0" w:color="000000"/>
               <w:right w:val="none" w:sz="0" w:space="0" w:color="000000"/>
             </w:tcBorders>
-            <w:shd w:val="clear" w:color="auto" w:fill="EFCFD3"/>
+            <w:shd w:val="clear" w:color="auto" w:fill="FEC86B"/>
             <w:tcMar>
               <w:top w:w="0" w:type="dxa"/>
               <w:bottom w:w="0" w:type="dxa"/>
@@ -2437,7 +2437,7 @@
               <w:left w:val="none" w:sz="0" w:space="0" w:color="000000"/>
               <w:right w:val="none" w:sz="0" w:space="0" w:color="000000"/>
             </w:tcBorders>
-            <w:shd w:val="clear" w:color="auto" w:fill="EECDD1"/>
+            <w:shd w:val="clear" w:color="auto" w:fill="FEC76A"/>
             <w:tcMar>
               <w:top w:w="0" w:type="dxa"/>
               <w:bottom w:w="0" w:type="dxa"/>
@@ -2490,7 +2490,7 @@
               <w:left w:val="none" w:sz="0" w:space="0" w:color="000000"/>
               <w:right w:val="none" w:sz="0" w:space="0" w:color="000000"/>
             </w:tcBorders>
-            <w:shd w:val="clear" w:color="auto" w:fill="E5B2B8"/>
+            <w:shd w:val="clear" w:color="auto" w:fill="FEB24C"/>
             <w:tcMar>
               <w:top w:w="0" w:type="dxa"/>
               <w:bottom w:w="0" w:type="dxa"/>
@@ -2656,7 +2656,7 @@
               <w:left w:val="none" w:sz="0" w:space="0" w:color="000000"/>
               <w:right w:val="none" w:sz="0" w:space="0" w:color="000000"/>
             </w:tcBorders>
-            <w:shd w:val="clear" w:color="auto" w:fill="C95F6C"/>
+            <w:shd w:val="clear" w:color="auto" w:fill="EB3820"/>
             <w:tcMar>
               <w:top w:w="0" w:type="dxa"/>
               <w:bottom w:w="0" w:type="dxa"/>
@@ -2709,7 +2709,7 @@
               <w:left w:val="none" w:sz="0" w:space="0" w:color="000000"/>
               <w:right w:val="none" w:sz="0" w:space="0" w:color="000000"/>
             </w:tcBorders>
-            <w:shd w:val="clear" w:color="auto" w:fill="D37D88"/>
+            <w:shd w:val="clear" w:color="auto" w:fill="F4612E"/>
             <w:tcMar>
               <w:top w:w="0" w:type="dxa"/>
               <w:bottom w:w="0" w:type="dxa"/>
@@ -2762,7 +2762,7 @@
               <w:left w:val="none" w:sz="0" w:space="0" w:color="000000"/>
               <w:right w:val="none" w:sz="0" w:space="0" w:color="000000"/>
             </w:tcBorders>
-            <w:shd w:val="clear" w:color="auto" w:fill="C04352"/>
+            <w:shd w:val="clear" w:color="auto" w:fill="D42B24"/>
             <w:tcMar>
               <w:top w:w="0" w:type="dxa"/>
               <w:bottom w:w="0" w:type="dxa"/>
@@ -2815,7 +2815,7 @@
               <w:left w:val="none" w:sz="0" w:space="0" w:color="000000"/>
               <w:right w:val="none" w:sz="0" w:space="0" w:color="000000"/>
             </w:tcBorders>
-            <w:shd w:val="clear" w:color="auto" w:fill="EECCD0"/>
+            <w:shd w:val="clear" w:color="auto" w:fill="FEC668"/>
             <w:tcMar>
               <w:top w:w="0" w:type="dxa"/>
               <w:bottom w:w="0" w:type="dxa"/>
@@ -2868,7 +2868,7 @@
               <w:left w:val="none" w:sz="0" w:space="0" w:color="000000"/>
               <w:right w:val="none" w:sz="0" w:space="0" w:color="000000"/>
             </w:tcBorders>
-            <w:shd w:val="clear" w:color="auto" w:fill="D88B95"/>
+            <w:shd w:val="clear" w:color="auto" w:fill="F77635"/>
             <w:tcMar>
               <w:top w:w="0" w:type="dxa"/>
               <w:bottom w:w="0" w:type="dxa"/>
@@ -2921,7 +2921,7 @@
               <w:left w:val="none" w:sz="0" w:space="0" w:color="000000"/>
               <w:right w:val="none" w:sz="0" w:space="0" w:color="000000"/>
             </w:tcBorders>
-            <w:shd w:val="clear" w:color="auto" w:fill="C95D6A"/>
+            <w:shd w:val="clear" w:color="auto" w:fill="E93721"/>
             <w:tcMar>
               <w:top w:w="0" w:type="dxa"/>
               <w:bottom w:w="0" w:type="dxa"/>
@@ -2974,7 +2974,7 @@
               <w:left w:val="none" w:sz="0" w:space="0" w:color="000000"/>
               <w:right w:val="none" w:sz="0" w:space="0" w:color="000000"/>
             </w:tcBorders>
-            <w:shd w:val="clear" w:color="auto" w:fill="B82C3E"/>
+            <w:shd w:val="clear" w:color="auto" w:fill="C22128"/>
             <w:tcMar>
               <w:top w:w="0" w:type="dxa"/>
               <w:bottom w:w="0" w:type="dxa"/>
@@ -3027,7 +3027,60 @@
               <w:left w:val="none" w:sz="0" w:space="0" w:color="000000"/>
               <w:right w:val="none" w:sz="0" w:space="0" w:color="000000"/>
             </w:tcBorders>
-            <w:shd w:val="clear" w:color="auto" w:fill="CD6A76"/>
+            <w:shd w:val="clear" w:color="auto" w:fill="F04323"/>
+            <w:tcMar>
+              <w:top w:w="0" w:type="dxa"/>
+              <w:bottom w:w="0" w:type="dxa"/>
+              <w:left w:w="0" w:type="dxa"/>
+              <w:right w:w="0" w:type="dxa"/>
+            </w:tcMar>
+            <w:vAlign w:val="center"/>
+          </w:tcPr>
+          <w:p>
+            <w:pPr>
+              <w:pStyle w:val="Normal"/>
+              <w:jc w:val="center"/>
+              <w:pBdr>
+                <w:bottom w:val="none" w:sz="0" w:space="0" w:color="000000"/>
+                <w:top w:val="none" w:sz="0" w:space="0" w:color="000000"/>
+                <w:left w:val="none" w:sz="0" w:space="0" w:color="000000"/>
+                <w:right w:val="none" w:sz="0" w:space="0" w:color="000000"/>
+              </w:pBdr>
+              <w:spacing w:after="100" w:before="100" w:line="240"/>
+              <w:ind w:left="100" w:right="100" w:firstLine="0" w:firstLineChars="0"/>
+              <w:rPr>
+                <w:rFonts w:ascii="Helvetica" w:hAnsi="Helvetica" w:eastAsia="Helvetica" w:cs="Helvetica"/>
+                <w:i w:val="false"/>
+                <w:b w:val="false"/>
+                <w:u w:val="none"/>
+                <w:sz w:val="18"/>
+                <w:szCs w:val="18"/>
+                <w:color w:val="000000"/>
+              </w:rPr>
+            </w:pPr>
+            <w:r>
+              <w:rPr>
+                <w:rFonts w:ascii="Helvetica" w:hAnsi="Helvetica" w:eastAsia="Helvetica" w:cs="Helvetica"/>
+                <w:i w:val="false"/>
+                <w:b w:val="false"/>
+                <w:u w:val="none"/>
+                <w:sz w:val="18"/>
+                <w:szCs w:val="18"/>
+                <w:color w:val="000000"/>
+              </w:rPr>
+              <w:t xml:space="preserve">19.3</w:t>
+            </w:r>
+          </w:p>
+        </w:tc>
+        <w:tc>
+          <w:tcPr>
+            <w:tcBorders>
+              <w:bottom w:val="none" w:sz="0" w:space="0" w:color="000000"/>
+              <w:top w:val="none" w:sz="0" w:space="0" w:color="000000"/>
+              <w:left w:val="none" w:sz="0" w:space="0" w:color="000000"/>
+              <w:right w:val="none" w:sz="0" w:space="0" w:color="000000"/>
+            </w:tcBorders>
+            <w:shd w:val="clear" w:color="auto" w:fill="BA1C29"/>
             <w:tcMar>
               <w:top w:w="0" w:type="dxa"/>
               <w:bottom w:w="0" w:type="dxa"/>
@@ -3068,59 +3121,6 @@
                 <w:szCs w:val="18"/>
                 <w:color w:val="FFFFFF"/>
               </w:rPr>
-              <w:t xml:space="preserve">19.3</w:t>
-            </w:r>
-          </w:p>
-        </w:tc>
-        <w:tc>
-          <w:tcPr>
-            <w:tcBorders>
-              <w:bottom w:val="none" w:sz="0" w:space="0" w:color="000000"/>
-              <w:top w:val="none" w:sz="0" w:space="0" w:color="000000"/>
-              <w:left w:val="none" w:sz="0" w:space="0" w:color="000000"/>
-              <w:right w:val="none" w:sz="0" w:space="0" w:color="000000"/>
-            </w:tcBorders>
-            <w:shd w:val="clear" w:color="auto" w:fill="B52234"/>
-            <w:tcMar>
-              <w:top w:w="0" w:type="dxa"/>
-              <w:bottom w:w="0" w:type="dxa"/>
-              <w:left w:w="0" w:type="dxa"/>
-              <w:right w:w="0" w:type="dxa"/>
-            </w:tcMar>
-            <w:vAlign w:val="center"/>
-          </w:tcPr>
-          <w:p>
-            <w:pPr>
-              <w:pStyle w:val="Normal"/>
-              <w:jc w:val="center"/>
-              <w:pBdr>
-                <w:bottom w:val="none" w:sz="0" w:space="0" w:color="000000"/>
-                <w:top w:val="none" w:sz="0" w:space="0" w:color="000000"/>
-                <w:left w:val="none" w:sz="0" w:space="0" w:color="000000"/>
-                <w:right w:val="none" w:sz="0" w:space="0" w:color="000000"/>
-              </w:pBdr>
-              <w:spacing w:after="100" w:before="100" w:line="240"/>
-              <w:ind w:left="100" w:right="100" w:firstLine="0" w:firstLineChars="0"/>
-              <w:rPr>
-                <w:rFonts w:ascii="Helvetica" w:hAnsi="Helvetica" w:eastAsia="Helvetica" w:cs="Helvetica"/>
-                <w:i w:val="false"/>
-                <w:b w:val="false"/>
-                <w:u w:val="none"/>
-                <w:sz w:val="18"/>
-                <w:szCs w:val="18"/>
-                <w:color w:val="FFFFFF"/>
-              </w:rPr>
-            </w:pPr>
-            <w:r>
-              <w:rPr>
-                <w:rFonts w:ascii="Helvetica" w:hAnsi="Helvetica" w:eastAsia="Helvetica" w:cs="Helvetica"/>
-                <w:i w:val="false"/>
-                <w:b w:val="false"/>
-                <w:u w:val="none"/>
-                <w:sz w:val="18"/>
-                <w:szCs w:val="18"/>
-                <w:color w:val="FFFFFF"/>
-              </w:rPr>
               <w:t xml:space="preserve">28.7</w:t>
             </w:r>
           </w:p>
@@ -3133,46 +3133,46 @@
               <w:left w:val="none" w:sz="0" w:space="0" w:color="000000"/>
               <w:right w:val="none" w:sz="0" w:space="0" w:color="000000"/>
             </w:tcBorders>
-            <w:shd w:val="clear" w:color="auto" w:fill="CD6975"/>
-            <w:tcMar>
-              <w:top w:w="0" w:type="dxa"/>
-              <w:bottom w:w="0" w:type="dxa"/>
-              <w:left w:w="0" w:type="dxa"/>
-              <w:right w:w="0" w:type="dxa"/>
-            </w:tcMar>
-            <w:vAlign w:val="center"/>
-          </w:tcPr>
-          <w:p>
-            <w:pPr>
-              <w:pStyle w:val="Normal"/>
-              <w:jc w:val="center"/>
-              <w:pBdr>
-                <w:bottom w:val="none" w:sz="0" w:space="0" w:color="000000"/>
-                <w:top w:val="none" w:sz="0" w:space="0" w:color="000000"/>
-                <w:left w:val="none" w:sz="0" w:space="0" w:color="000000"/>
-                <w:right w:val="none" w:sz="0" w:space="0" w:color="000000"/>
-              </w:pBdr>
-              <w:spacing w:after="100" w:before="100" w:line="240"/>
-              <w:ind w:left="100" w:right="100" w:firstLine="0" w:firstLineChars="0"/>
-              <w:rPr>
-                <w:rFonts w:ascii="Helvetica" w:hAnsi="Helvetica" w:eastAsia="Helvetica" w:cs="Helvetica"/>
-                <w:i w:val="false"/>
-                <w:b w:val="false"/>
-                <w:u w:val="none"/>
-                <w:sz w:val="18"/>
-                <w:szCs w:val="18"/>
-                <w:color w:val="FFFFFF"/>
-              </w:rPr>
-            </w:pPr>
-            <w:r>
-              <w:rPr>
-                <w:rFonts w:ascii="Helvetica" w:hAnsi="Helvetica" w:eastAsia="Helvetica" w:cs="Helvetica"/>
-                <w:i w:val="false"/>
-                <w:b w:val="false"/>
-                <w:u w:val="none"/>
-                <w:sz w:val="18"/>
-                <w:szCs w:val="18"/>
-                <w:color w:val="FFFFFF"/>
+            <w:shd w:val="clear" w:color="auto" w:fill="F04222"/>
+            <w:tcMar>
+              <w:top w:w="0" w:type="dxa"/>
+              <w:bottom w:w="0" w:type="dxa"/>
+              <w:left w:w="0" w:type="dxa"/>
+              <w:right w:w="0" w:type="dxa"/>
+            </w:tcMar>
+            <w:vAlign w:val="center"/>
+          </w:tcPr>
+          <w:p>
+            <w:pPr>
+              <w:pStyle w:val="Normal"/>
+              <w:jc w:val="center"/>
+              <w:pBdr>
+                <w:bottom w:val="none" w:sz="0" w:space="0" w:color="000000"/>
+                <w:top w:val="none" w:sz="0" w:space="0" w:color="000000"/>
+                <w:left w:val="none" w:sz="0" w:space="0" w:color="000000"/>
+                <w:right w:val="none" w:sz="0" w:space="0" w:color="000000"/>
+              </w:pBdr>
+              <w:spacing w:after="100" w:before="100" w:line="240"/>
+              <w:ind w:left="100" w:right="100" w:firstLine="0" w:firstLineChars="0"/>
+              <w:rPr>
+                <w:rFonts w:ascii="Helvetica" w:hAnsi="Helvetica" w:eastAsia="Helvetica" w:cs="Helvetica"/>
+                <w:i w:val="false"/>
+                <w:b w:val="false"/>
+                <w:u w:val="none"/>
+                <w:sz w:val="18"/>
+                <w:szCs w:val="18"/>
+                <w:color w:val="000000"/>
+              </w:rPr>
+            </w:pPr>
+            <w:r>
+              <w:rPr>
+                <w:rFonts w:ascii="Helvetica" w:hAnsi="Helvetica" w:eastAsia="Helvetica" w:cs="Helvetica"/>
+                <w:i w:val="false"/>
+                <w:b w:val="false"/>
+                <w:u w:val="none"/>
+                <w:sz w:val="18"/>
+                <w:szCs w:val="18"/>
+                <w:color w:val="000000"/>
               </w:rPr>
               <w:t xml:space="preserve">19.4</w:t>
             </w:r>
@@ -3186,7 +3186,7 @@
               <w:left w:val="none" w:sz="0" w:space="0" w:color="000000"/>
               <w:right w:val="none" w:sz="0" w:space="0" w:color="000000"/>
             </w:tcBorders>
-            <w:shd w:val="clear" w:color="auto" w:fill="BE3D4D"/>
+            <w:shd w:val="clear" w:color="auto" w:fill="D02925"/>
             <w:tcMar>
               <w:top w:w="0" w:type="dxa"/>
               <w:bottom w:w="0" w:type="dxa"/>
@@ -3340,7 +3340,7 @@
               <w:left w:val="none" w:sz="0" w:space="0" w:color="000000"/>
               <w:right w:val="none" w:sz="0" w:space="0" w:color="000000"/>
             </w:tcBorders>
-            <w:shd w:val="clear" w:color="auto" w:fill="D37B86"/>
+            <w:shd w:val="clear" w:color="auto" w:fill="F45D2C"/>
             <w:tcMar>
               <w:top w:w="0" w:type="dxa"/>
               <w:bottom w:w="0" w:type="dxa"/>
@@ -3393,7 +3393,7 @@
               <w:left w:val="none" w:sz="0" w:space="0" w:color="000000"/>
               <w:right w:val="none" w:sz="0" w:space="0" w:color="000000"/>
             </w:tcBorders>
-            <w:shd w:val="clear" w:color="auto" w:fill="E5B3B9"/>
+            <w:shd w:val="clear" w:color="auto" w:fill="FEB34D"/>
             <w:tcMar>
               <w:top w:w="0" w:type="dxa"/>
               <w:bottom w:w="0" w:type="dxa"/>
@@ -3446,7 +3446,7 @@
               <w:left w:val="none" w:sz="0" w:space="0" w:color="000000"/>
               <w:right w:val="none" w:sz="0" w:space="0" w:color="000000"/>
             </w:tcBorders>
-            <w:shd w:val="clear" w:color="auto" w:fill="C14554"/>
+            <w:shd w:val="clear" w:color="auto" w:fill="D62C24"/>
             <w:tcMar>
               <w:top w:w="0" w:type="dxa"/>
               <w:bottom w:w="0" w:type="dxa"/>
@@ -3499,7 +3499,7 @@
               <w:left w:val="none" w:sz="0" w:space="0" w:color="000000"/>
               <w:right w:val="none" w:sz="0" w:space="0" w:color="000000"/>
             </w:tcBorders>
-            <w:shd w:val="clear" w:color="auto" w:fill="F6E5E7"/>
+            <w:shd w:val="clear" w:color="auto" w:fill="FED984"/>
             <w:tcMar>
               <w:top w:w="0" w:type="dxa"/>
               <w:bottom w:w="0" w:type="dxa"/>
@@ -3552,7 +3552,7 @@
               <w:left w:val="none" w:sz="0" w:space="0" w:color="000000"/>
               <w:right w:val="none" w:sz="0" w:space="0" w:color="000000"/>
             </w:tcBorders>
-            <w:shd w:val="clear" w:color="auto" w:fill="DC98A1"/>
+            <w:shd w:val="clear" w:color="auto" w:fill="F98A3D"/>
             <w:tcMar>
               <w:top w:w="0" w:type="dxa"/>
               <w:bottom w:w="0" w:type="dxa"/>
@@ -3605,7 +3605,60 @@
               <w:left w:val="none" w:sz="0" w:space="0" w:color="000000"/>
               <w:right w:val="none" w:sz="0" w:space="0" w:color="000000"/>
             </w:tcBorders>
-            <w:shd w:val="clear" w:color="auto" w:fill="CF6F7A"/>
+            <w:shd w:val="clear" w:color="auto" w:fill="F14A25"/>
+            <w:tcMar>
+              <w:top w:w="0" w:type="dxa"/>
+              <w:bottom w:w="0" w:type="dxa"/>
+              <w:left w:w="0" w:type="dxa"/>
+              <w:right w:w="0" w:type="dxa"/>
+            </w:tcMar>
+            <w:vAlign w:val="center"/>
+          </w:tcPr>
+          <w:p>
+            <w:pPr>
+              <w:pStyle w:val="Normal"/>
+              <w:jc w:val="center"/>
+              <w:pBdr>
+                <w:bottom w:val="none" w:sz="0" w:space="0" w:color="000000"/>
+                <w:top w:val="none" w:sz="0" w:space="0" w:color="000000"/>
+                <w:left w:val="none" w:sz="0" w:space="0" w:color="000000"/>
+                <w:right w:val="none" w:sz="0" w:space="0" w:color="000000"/>
+              </w:pBdr>
+              <w:spacing w:after="100" w:before="100" w:line="240"/>
+              <w:ind w:left="100" w:right="100" w:firstLine="0" w:firstLineChars="0"/>
+              <w:rPr>
+                <w:rFonts w:ascii="Helvetica" w:hAnsi="Helvetica" w:eastAsia="Helvetica" w:cs="Helvetica"/>
+                <w:i w:val="false"/>
+                <w:b w:val="false"/>
+                <w:u w:val="none"/>
+                <w:sz w:val="18"/>
+                <w:szCs w:val="18"/>
+                <w:color w:val="000000"/>
+              </w:rPr>
+            </w:pPr>
+            <w:r>
+              <w:rPr>
+                <w:rFonts w:ascii="Helvetica" w:hAnsi="Helvetica" w:eastAsia="Helvetica" w:cs="Helvetica"/>
+                <w:i w:val="false"/>
+                <w:b w:val="false"/>
+                <w:u w:val="none"/>
+                <w:sz w:val="18"/>
+                <w:szCs w:val="18"/>
+                <w:color w:val="000000"/>
+              </w:rPr>
+              <w:t xml:space="preserve">18.7</w:t>
+            </w:r>
+          </w:p>
+        </w:tc>
+        <w:tc>
+          <w:tcPr>
+            <w:tcBorders>
+              <w:bottom w:val="none" w:sz="0" w:space="0" w:color="000000"/>
+              <w:top w:val="none" w:sz="0" w:space="0" w:color="000000"/>
+              <w:left w:val="none" w:sz="0" w:space="0" w:color="000000"/>
+              <w:right w:val="none" w:sz="0" w:space="0" w:color="000000"/>
+            </w:tcBorders>
+            <w:shd w:val="clear" w:color="auto" w:fill="ED3920"/>
             <w:tcMar>
               <w:top w:w="0" w:type="dxa"/>
               <w:bottom w:w="0" w:type="dxa"/>
@@ -3646,19 +3699,72 @@
                 <w:szCs w:val="18"/>
                 <w:color w:val="FFFFFF"/>
               </w:rPr>
-              <w:t xml:space="preserve">18.7</w:t>
-            </w:r>
-          </w:p>
-        </w:tc>
-        <w:tc>
-          <w:tcPr>
-            <w:tcBorders>
-              <w:bottom w:val="none" w:sz="0" w:space="0" w:color="000000"/>
-              <w:top w:val="none" w:sz="0" w:space="0" w:color="000000"/>
-              <w:left w:val="none" w:sz="0" w:space="0" w:color="000000"/>
-              <w:right w:val="none" w:sz="0" w:space="0" w:color="000000"/>
-            </w:tcBorders>
-            <w:shd w:val="clear" w:color="auto" w:fill="CA616E"/>
+              <w:t xml:space="preserve">20.4</w:t>
+            </w:r>
+          </w:p>
+        </w:tc>
+        <w:tc>
+          <w:tcPr>
+            <w:tcBorders>
+              <w:bottom w:val="none" w:sz="0" w:space="0" w:color="000000"/>
+              <w:top w:val="none" w:sz="0" w:space="0" w:color="000000"/>
+              <w:left w:val="none" w:sz="0" w:space="0" w:color="000000"/>
+              <w:right w:val="none" w:sz="0" w:space="0" w:color="000000"/>
+            </w:tcBorders>
+            <w:shd w:val="clear" w:color="auto" w:fill="F56B32"/>
+            <w:tcMar>
+              <w:top w:w="0" w:type="dxa"/>
+              <w:bottom w:w="0" w:type="dxa"/>
+              <w:left w:w="0" w:type="dxa"/>
+              <w:right w:w="0" w:type="dxa"/>
+            </w:tcMar>
+            <w:vAlign w:val="center"/>
+          </w:tcPr>
+          <w:p>
+            <w:pPr>
+              <w:pStyle w:val="Normal"/>
+              <w:jc w:val="center"/>
+              <w:pBdr>
+                <w:bottom w:val="none" w:sz="0" w:space="0" w:color="000000"/>
+                <w:top w:val="none" w:sz="0" w:space="0" w:color="000000"/>
+                <w:left w:val="none" w:sz="0" w:space="0" w:color="000000"/>
+                <w:right w:val="none" w:sz="0" w:space="0" w:color="000000"/>
+              </w:pBdr>
+              <w:spacing w:after="100" w:before="100" w:line="240"/>
+              <w:ind w:left="100" w:right="100" w:firstLine="0" w:firstLineChars="0"/>
+              <w:rPr>
+                <w:rFonts w:ascii="Helvetica" w:hAnsi="Helvetica" w:eastAsia="Helvetica" w:cs="Helvetica"/>
+                <w:i w:val="false"/>
+                <w:b w:val="false"/>
+                <w:u w:val="none"/>
+                <w:sz w:val="18"/>
+                <w:szCs w:val="18"/>
+                <w:color w:val="000000"/>
+              </w:rPr>
+            </w:pPr>
+            <w:r>
+              <w:rPr>
+                <w:rFonts w:ascii="Helvetica" w:hAnsi="Helvetica" w:eastAsia="Helvetica" w:cs="Helvetica"/>
+                <w:i w:val="false"/>
+                <w:b w:val="false"/>
+                <w:u w:val="none"/>
+                <w:sz w:val="18"/>
+                <w:szCs w:val="18"/>
+                <w:color w:val="000000"/>
+              </w:rPr>
+              <w:t xml:space="preserve">15.9</w:t>
+            </w:r>
+          </w:p>
+        </w:tc>
+        <w:tc>
+          <w:tcPr>
+            <w:tcBorders>
+              <w:bottom w:val="none" w:sz="0" w:space="0" w:color="000000"/>
+              <w:top w:val="none" w:sz="0" w:space="0" w:color="000000"/>
+              <w:left w:val="none" w:sz="0" w:space="0" w:color="000000"/>
+              <w:right w:val="none" w:sz="0" w:space="0" w:color="000000"/>
+            </w:tcBorders>
+            <w:shd w:val="clear" w:color="auto" w:fill="D52C24"/>
             <w:tcMar>
               <w:top w:w="0" w:type="dxa"/>
               <w:bottom w:w="0" w:type="dxa"/>
@@ -3699,112 +3805,6 @@
                 <w:szCs w:val="18"/>
                 <w:color w:val="FFFFFF"/>
               </w:rPr>
-              <w:t xml:space="preserve">20.4</w:t>
-            </w:r>
-          </w:p>
-        </w:tc>
-        <w:tc>
-          <w:tcPr>
-            <w:tcBorders>
-              <w:bottom w:val="none" w:sz="0" w:space="0" w:color="000000"/>
-              <w:top w:val="none" w:sz="0" w:space="0" w:color="000000"/>
-              <w:left w:val="none" w:sz="0" w:space="0" w:color="000000"/>
-              <w:right w:val="none" w:sz="0" w:space="0" w:color="000000"/>
-            </w:tcBorders>
-            <w:shd w:val="clear" w:color="auto" w:fill="D6848E"/>
-            <w:tcMar>
-              <w:top w:w="0" w:type="dxa"/>
-              <w:bottom w:w="0" w:type="dxa"/>
-              <w:left w:w="0" w:type="dxa"/>
-              <w:right w:w="0" w:type="dxa"/>
-            </w:tcMar>
-            <w:vAlign w:val="center"/>
-          </w:tcPr>
-          <w:p>
-            <w:pPr>
-              <w:pStyle w:val="Normal"/>
-              <w:jc w:val="center"/>
-              <w:pBdr>
-                <w:bottom w:val="none" w:sz="0" w:space="0" w:color="000000"/>
-                <w:top w:val="none" w:sz="0" w:space="0" w:color="000000"/>
-                <w:left w:val="none" w:sz="0" w:space="0" w:color="000000"/>
-                <w:right w:val="none" w:sz="0" w:space="0" w:color="000000"/>
-              </w:pBdr>
-              <w:spacing w:after="100" w:before="100" w:line="240"/>
-              <w:ind w:left="100" w:right="100" w:firstLine="0" w:firstLineChars="0"/>
-              <w:rPr>
-                <w:rFonts w:ascii="Helvetica" w:hAnsi="Helvetica" w:eastAsia="Helvetica" w:cs="Helvetica"/>
-                <w:i w:val="false"/>
-                <w:b w:val="false"/>
-                <w:u w:val="none"/>
-                <w:sz w:val="18"/>
-                <w:szCs w:val="18"/>
-                <w:color w:val="000000"/>
-              </w:rPr>
-            </w:pPr>
-            <w:r>
-              <w:rPr>
-                <w:rFonts w:ascii="Helvetica" w:hAnsi="Helvetica" w:eastAsia="Helvetica" w:cs="Helvetica"/>
-                <w:i w:val="false"/>
-                <w:b w:val="false"/>
-                <w:u w:val="none"/>
-                <w:sz w:val="18"/>
-                <w:szCs w:val="18"/>
-                <w:color w:val="000000"/>
-              </w:rPr>
-              <w:t xml:space="preserve">15.9</w:t>
-            </w:r>
-          </w:p>
-        </w:tc>
-        <w:tc>
-          <w:tcPr>
-            <w:tcBorders>
-              <w:bottom w:val="none" w:sz="0" w:space="0" w:color="000000"/>
-              <w:top w:val="none" w:sz="0" w:space="0" w:color="000000"/>
-              <w:left w:val="none" w:sz="0" w:space="0" w:color="000000"/>
-              <w:right w:val="none" w:sz="0" w:space="0" w:color="000000"/>
-            </w:tcBorders>
-            <w:shd w:val="clear" w:color="auto" w:fill="C04453"/>
-            <w:tcMar>
-              <w:top w:w="0" w:type="dxa"/>
-              <w:bottom w:w="0" w:type="dxa"/>
-              <w:left w:w="0" w:type="dxa"/>
-              <w:right w:w="0" w:type="dxa"/>
-            </w:tcMar>
-            <w:vAlign w:val="center"/>
-          </w:tcPr>
-          <w:p>
-            <w:pPr>
-              <w:pStyle w:val="Normal"/>
-              <w:jc w:val="center"/>
-              <w:pBdr>
-                <w:bottom w:val="none" w:sz="0" w:space="0" w:color="000000"/>
-                <w:top w:val="none" w:sz="0" w:space="0" w:color="000000"/>
-                <w:left w:val="none" w:sz="0" w:space="0" w:color="000000"/>
-                <w:right w:val="none" w:sz="0" w:space="0" w:color="000000"/>
-              </w:pBdr>
-              <w:spacing w:after="100" w:before="100" w:line="240"/>
-              <w:ind w:left="100" w:right="100" w:firstLine="0" w:firstLineChars="0"/>
-              <w:rPr>
-                <w:rFonts w:ascii="Helvetica" w:hAnsi="Helvetica" w:eastAsia="Helvetica" w:cs="Helvetica"/>
-                <w:i w:val="false"/>
-                <w:b w:val="false"/>
-                <w:u w:val="none"/>
-                <w:sz w:val="18"/>
-                <w:szCs w:val="18"/>
-                <w:color w:val="FFFFFF"/>
-              </w:rPr>
-            </w:pPr>
-            <w:r>
-              <w:rPr>
-                <w:rFonts w:ascii="Helvetica" w:hAnsi="Helvetica" w:eastAsia="Helvetica" w:cs="Helvetica"/>
-                <w:i w:val="false"/>
-                <w:b w:val="false"/>
-                <w:u w:val="none"/>
-                <w:sz w:val="18"/>
-                <w:szCs w:val="18"/>
-                <w:color w:val="FFFFFF"/>
-              </w:rPr>
               <w:t xml:space="preserve">24.2</w:t>
             </w:r>
           </w:p>
@@ -3817,7 +3817,7 @@
               <w:left w:val="none" w:sz="0" w:space="0" w:color="000000"/>
               <w:right w:val="none" w:sz="0" w:space="0" w:color="000000"/>
             </w:tcBorders>
-            <w:shd w:val="clear" w:color="auto" w:fill="D47F89"/>
+            <w:shd w:val="clear" w:color="auto" w:fill="F4632E"/>
             <w:tcMar>
               <w:top w:w="0" w:type="dxa"/>
               <w:bottom w:w="0" w:type="dxa"/>
@@ -3870,46 +3870,46 @@
               <w:left w:val="none" w:sz="0" w:space="0" w:color="000000"/>
               <w:right w:val="none" w:sz="0" w:space="0" w:color="000000"/>
             </w:tcBorders>
-            <w:shd w:val="clear" w:color="auto" w:fill="CE6D79"/>
-            <w:tcMar>
-              <w:top w:w="0" w:type="dxa"/>
-              <w:bottom w:w="0" w:type="dxa"/>
-              <w:left w:w="0" w:type="dxa"/>
-              <w:right w:w="0" w:type="dxa"/>
-            </w:tcMar>
-            <w:vAlign w:val="center"/>
-          </w:tcPr>
-          <w:p>
-            <w:pPr>
-              <w:pStyle w:val="Normal"/>
-              <w:jc w:val="center"/>
-              <w:pBdr>
-                <w:bottom w:val="none" w:sz="0" w:space="0" w:color="000000"/>
-                <w:top w:val="none" w:sz="0" w:space="0" w:color="000000"/>
-                <w:left w:val="none" w:sz="0" w:space="0" w:color="000000"/>
-                <w:right w:val="none" w:sz="0" w:space="0" w:color="000000"/>
-              </w:pBdr>
-              <w:spacing w:after="100" w:before="100" w:line="240"/>
-              <w:ind w:left="100" w:right="100" w:firstLine="0" w:firstLineChars="0"/>
-              <w:rPr>
-                <w:rFonts w:ascii="Helvetica" w:hAnsi="Helvetica" w:eastAsia="Helvetica" w:cs="Helvetica"/>
-                <w:i w:val="false"/>
-                <w:b w:val="false"/>
-                <w:u w:val="none"/>
-                <w:sz w:val="18"/>
-                <w:szCs w:val="18"/>
-                <w:color w:val="FFFFFF"/>
-              </w:rPr>
-            </w:pPr>
-            <w:r>
-              <w:rPr>
-                <w:rFonts w:ascii="Helvetica" w:hAnsi="Helvetica" w:eastAsia="Helvetica" w:cs="Helvetica"/>
-                <w:i w:val="false"/>
-                <w:b w:val="false"/>
-                <w:u w:val="none"/>
-                <w:sz w:val="18"/>
-                <w:szCs w:val="18"/>
-                <w:color w:val="FFFFFF"/>
+            <w:shd w:val="clear" w:color="auto" w:fill="F14824"/>
+            <w:tcMar>
+              <w:top w:w="0" w:type="dxa"/>
+              <w:bottom w:w="0" w:type="dxa"/>
+              <w:left w:w="0" w:type="dxa"/>
+              <w:right w:w="0" w:type="dxa"/>
+            </w:tcMar>
+            <w:vAlign w:val="center"/>
+          </w:tcPr>
+          <w:p>
+            <w:pPr>
+              <w:pStyle w:val="Normal"/>
+              <w:jc w:val="center"/>
+              <w:pBdr>
+                <w:bottom w:val="none" w:sz="0" w:space="0" w:color="000000"/>
+                <w:top w:val="none" w:sz="0" w:space="0" w:color="000000"/>
+                <w:left w:val="none" w:sz="0" w:space="0" w:color="000000"/>
+                <w:right w:val="none" w:sz="0" w:space="0" w:color="000000"/>
+              </w:pBdr>
+              <w:spacing w:after="100" w:before="100" w:line="240"/>
+              <w:ind w:left="100" w:right="100" w:firstLine="0" w:firstLineChars="0"/>
+              <w:rPr>
+                <w:rFonts w:ascii="Helvetica" w:hAnsi="Helvetica" w:eastAsia="Helvetica" w:cs="Helvetica"/>
+                <w:i w:val="false"/>
+                <w:b w:val="false"/>
+                <w:u w:val="none"/>
+                <w:sz w:val="18"/>
+                <w:szCs w:val="18"/>
+                <w:color w:val="000000"/>
+              </w:rPr>
+            </w:pPr>
+            <w:r>
+              <w:rPr>
+                <w:rFonts w:ascii="Helvetica" w:hAnsi="Helvetica" w:eastAsia="Helvetica" w:cs="Helvetica"/>
+                <w:i w:val="false"/>
+                <w:b w:val="false"/>
+                <w:u w:val="none"/>
+                <w:sz w:val="18"/>
+                <w:szCs w:val="18"/>
+                <w:color w:val="000000"/>
               </w:rPr>
               <w:t xml:space="preserve">18.9</w:t>
             </w:r>
@@ -4036,7 +4036,7 @@
               <w:left w:val="none" w:sz="0" w:space="0" w:color="000000"/>
               <w:right w:val="none" w:sz="0" w:space="0" w:color="000000"/>
             </w:tcBorders>
-            <w:shd w:val="clear" w:color="auto" w:fill="F4E0E3"/>
+            <w:shd w:val="clear" w:color="auto" w:fill="FED57F"/>
             <w:tcMar>
               <w:top w:w="0" w:type="dxa"/>
               <w:bottom w:w="0" w:type="dxa"/>
@@ -4089,7 +4089,7 @@
               <w:left w:val="none" w:sz="0" w:space="0" w:color="000000"/>
               <w:right w:val="none" w:sz="0" w:space="0" w:color="000000"/>
             </w:tcBorders>
-            <w:shd w:val="clear" w:color="auto" w:fill="F6E6E8"/>
+            <w:shd w:val="clear" w:color="auto" w:fill="FEDA85"/>
             <w:tcMar>
               <w:top w:w="0" w:type="dxa"/>
               <w:bottom w:w="0" w:type="dxa"/>
@@ -4142,7 +4142,7 @@
               <w:left w:val="none" w:sz="0" w:space="0" w:color="000000"/>
               <w:right w:val="none" w:sz="0" w:space="0" w:color="000000"/>
             </w:tcBorders>
-            <w:shd w:val="clear" w:color="auto" w:fill="F3DBDE"/>
+            <w:shd w:val="clear" w:color="auto" w:fill="FED179"/>
             <w:tcMar>
               <w:top w:w="0" w:type="dxa"/>
               <w:bottom w:w="0" w:type="dxa"/>
@@ -4195,7 +4195,7 @@
               <w:left w:val="none" w:sz="0" w:space="0" w:color="000000"/>
               <w:right w:val="none" w:sz="0" w:space="0" w:color="000000"/>
             </w:tcBorders>
-            <w:shd w:val="clear" w:color="auto" w:fill="FAF2F3"/>
+            <w:shd w:val="clear" w:color="auto" w:fill="FEE392"/>
             <w:tcMar>
               <w:top w:w="0" w:type="dxa"/>
               <w:bottom w:w="0" w:type="dxa"/>
@@ -4248,7 +4248,7 @@
               <w:left w:val="none" w:sz="0" w:space="0" w:color="000000"/>
               <w:right w:val="none" w:sz="0" w:space="0" w:color="000000"/>
             </w:tcBorders>
-            <w:shd w:val="clear" w:color="auto" w:fill="F9EFF0"/>
+            <w:shd w:val="clear" w:color="auto" w:fill="FEE18F"/>
             <w:tcMar>
               <w:top w:w="0" w:type="dxa"/>
               <w:bottom w:w="0" w:type="dxa"/>
@@ -4301,7 +4301,7 @@
               <w:left w:val="none" w:sz="0" w:space="0" w:color="000000"/>
               <w:right w:val="none" w:sz="0" w:space="0" w:color="000000"/>
             </w:tcBorders>
-            <w:shd w:val="clear" w:color="auto" w:fill="F4DEE1"/>
+            <w:shd w:val="clear" w:color="auto" w:fill="FED47C"/>
             <w:tcMar>
               <w:top w:w="0" w:type="dxa"/>
               <w:bottom w:w="0" w:type="dxa"/>
@@ -4354,7 +4354,7 @@
               <w:left w:val="none" w:sz="0" w:space="0" w:color="000000"/>
               <w:right w:val="none" w:sz="0" w:space="0" w:color="000000"/>
             </w:tcBorders>
-            <w:shd w:val="clear" w:color="auto" w:fill="F0D4D8"/>
+            <w:shd w:val="clear" w:color="auto" w:fill="FECC71"/>
             <w:tcMar>
               <w:top w:w="0" w:type="dxa"/>
               <w:bottom w:w="0" w:type="dxa"/>
@@ -4407,7 +4407,7 @@
               <w:left w:val="none" w:sz="0" w:space="0" w:color="000000"/>
               <w:right w:val="none" w:sz="0" w:space="0" w:color="000000"/>
             </w:tcBorders>
-            <w:shd w:val="clear" w:color="auto" w:fill="F5E1E4"/>
+            <w:shd w:val="clear" w:color="auto" w:fill="FED680"/>
             <w:tcMar>
               <w:top w:w="0" w:type="dxa"/>
               <w:bottom w:w="0" w:type="dxa"/>
@@ -4460,7 +4460,7 @@
               <w:left w:val="none" w:sz="0" w:space="0" w:color="000000"/>
               <w:right w:val="none" w:sz="0" w:space="0" w:color="000000"/>
             </w:tcBorders>
-            <w:shd w:val="clear" w:color="auto" w:fill="F3DCDF"/>
+            <w:shd w:val="clear" w:color="auto" w:fill="FED27A"/>
             <w:tcMar>
               <w:top w:w="0" w:type="dxa"/>
               <w:bottom w:w="0" w:type="dxa"/>
@@ -4513,7 +4513,7 @@
               <w:left w:val="none" w:sz="0" w:space="0" w:color="000000"/>
               <w:right w:val="none" w:sz="0" w:space="0" w:color="000000"/>
             </w:tcBorders>
-            <w:shd w:val="clear" w:color="auto" w:fill="F4E0E2"/>
+            <w:shd w:val="clear" w:color="auto" w:fill="FED57E"/>
             <w:tcMar>
               <w:top w:w="0" w:type="dxa"/>
               <w:bottom w:w="0" w:type="dxa"/>
@@ -4566,7 +4566,7 @@
               <w:left w:val="none" w:sz="0" w:space="0" w:color="000000"/>
               <w:right w:val="none" w:sz="0" w:space="0" w:color="000000"/>
             </w:tcBorders>
-            <w:shd w:val="clear" w:color="auto" w:fill="F6E4E6"/>
+            <w:shd w:val="clear" w:color="auto" w:fill="FED882"/>
             <w:tcMar>
               <w:top w:w="0" w:type="dxa"/>
               <w:bottom w:w="0" w:type="dxa"/>
@@ -4720,7 +4720,7 @@
               <w:left w:val="none" w:sz="0" w:space="0" w:color="000000"/>
               <w:right w:val="none" w:sz="0" w:space="0" w:color="000000"/>
             </w:tcBorders>
-            <w:shd w:val="clear" w:color="auto" w:fill="E9BFC5"/>
+            <w:shd w:val="clear" w:color="auto" w:fill="FEBC5B"/>
             <w:tcMar>
               <w:top w:w="0" w:type="dxa"/>
               <w:bottom w:w="0" w:type="dxa"/>
@@ -4773,7 +4773,7 @@
               <w:left w:val="none" w:sz="0" w:space="0" w:color="000000"/>
               <w:right w:val="none" w:sz="0" w:space="0" w:color="000000"/>
             </w:tcBorders>
-            <w:shd w:val="clear" w:color="auto" w:fill="F1D5D8"/>
+            <w:shd w:val="clear" w:color="auto" w:fill="FECD72"/>
             <w:tcMar>
               <w:top w:w="0" w:type="dxa"/>
               <w:bottom w:w="0" w:type="dxa"/>
@@ -4826,7 +4826,7 @@
               <w:left w:val="none" w:sz="0" w:space="0" w:color="000000"/>
               <w:right w:val="none" w:sz="0" w:space="0" w:color="000000"/>
             </w:tcBorders>
-            <w:shd w:val="clear" w:color="auto" w:fill="E2AAB1"/>
+            <w:shd w:val="clear" w:color="auto" w:fill="FCA647"/>
             <w:tcMar>
               <w:top w:w="0" w:type="dxa"/>
               <w:bottom w:w="0" w:type="dxa"/>
@@ -4879,7 +4879,7 @@
               <w:left w:val="none" w:sz="0" w:space="0" w:color="000000"/>
               <w:right w:val="none" w:sz="0" w:space="0" w:color="000000"/>
             </w:tcBorders>
-            <w:shd w:val="clear" w:color="auto" w:fill="FAF2F3"/>
+            <w:shd w:val="clear" w:color="auto" w:fill="FEE392"/>
             <w:tcMar>
               <w:top w:w="0" w:type="dxa"/>
               <w:bottom w:w="0" w:type="dxa"/>
@@ -4932,7 +4932,7 @@
               <w:left w:val="none" w:sz="0" w:space="0" w:color="000000"/>
               <w:right w:val="none" w:sz="0" w:space="0" w:color="000000"/>
             </w:tcBorders>
-            <w:shd w:val="clear" w:color="auto" w:fill="F6E5E7"/>
+            <w:shd w:val="clear" w:color="auto" w:fill="FED984"/>
             <w:tcMar>
               <w:top w:w="0" w:type="dxa"/>
               <w:bottom w:w="0" w:type="dxa"/>
@@ -4985,7 +4985,7 @@
               <w:left w:val="none" w:sz="0" w:space="0" w:color="000000"/>
               <w:right w:val="none" w:sz="0" w:space="0" w:color="000000"/>
             </w:tcBorders>
-            <w:shd w:val="clear" w:color="auto" w:fill="E8BBC0"/>
+            <w:shd w:val="clear" w:color="auto" w:fill="FEB956"/>
             <w:tcMar>
               <w:top w:w="0" w:type="dxa"/>
               <w:bottom w:w="0" w:type="dxa"/>
@@ -5038,7 +5038,7 @@
               <w:left w:val="none" w:sz="0" w:space="0" w:color="000000"/>
               <w:right w:val="none" w:sz="0" w:space="0" w:color="000000"/>
             </w:tcBorders>
-            <w:shd w:val="clear" w:color="auto" w:fill="DE9DA5"/>
+            <w:shd w:val="clear" w:color="auto" w:fill="FA9140"/>
             <w:tcMar>
               <w:top w:w="0" w:type="dxa"/>
               <w:bottom w:w="0" w:type="dxa"/>
@@ -5091,7 +5091,7 @@
               <w:left w:val="none" w:sz="0" w:space="0" w:color="000000"/>
               <w:right w:val="none" w:sz="0" w:space="0" w:color="000000"/>
             </w:tcBorders>
-            <w:shd w:val="clear" w:color="auto" w:fill="E9BFC4"/>
+            <w:shd w:val="clear" w:color="auto" w:fill="FEBC5A"/>
             <w:tcMar>
               <w:top w:w="0" w:type="dxa"/>
               <w:bottom w:w="0" w:type="dxa"/>
@@ -5144,7 +5144,7 @@
               <w:left w:val="none" w:sz="0" w:space="0" w:color="000000"/>
               <w:right w:val="none" w:sz="0" w:space="0" w:color="000000"/>
             </w:tcBorders>
-            <w:shd w:val="clear" w:color="auto" w:fill="EAC2C7"/>
+            <w:shd w:val="clear" w:color="auto" w:fill="FEBE5D"/>
             <w:tcMar>
               <w:top w:w="0" w:type="dxa"/>
               <w:bottom w:w="0" w:type="dxa"/>
@@ -5197,7 +5197,7 @@
               <w:left w:val="none" w:sz="0" w:space="0" w:color="000000"/>
               <w:right w:val="none" w:sz="0" w:space="0" w:color="000000"/>
             </w:tcBorders>
-            <w:shd w:val="clear" w:color="auto" w:fill="EBC5CA"/>
+            <w:shd w:val="clear" w:color="auto" w:fill="FEC061"/>
             <w:tcMar>
               <w:top w:w="0" w:type="dxa"/>
               <w:bottom w:w="0" w:type="dxa"/>
@@ -5250,7 +5250,7 @@
               <w:left w:val="none" w:sz="0" w:space="0" w:color="000000"/>
               <w:right w:val="none" w:sz="0" w:space="0" w:color="000000"/>
             </w:tcBorders>
-            <w:shd w:val="clear" w:color="auto" w:fill="E3ABB2"/>
+            <w:shd w:val="clear" w:color="auto" w:fill="FCA848"/>
             <w:tcMar>
               <w:top w:w="0" w:type="dxa"/>
               <w:bottom w:w="0" w:type="dxa"/>
@@ -5415,7 +5415,7 @@
               <w:left w:val="none" w:sz="0" w:space="0" w:color="000000"/>
               <w:right w:val="none" w:sz="0" w:space="0" w:color="000000"/>
             </w:tcBorders>
-            <w:shd w:val="clear" w:color="auto" w:fill="F2DADD"/>
+            <w:shd w:val="clear" w:color="auto" w:fill="FED077"/>
             <w:tcMar>
               <w:top w:w="0" w:type="dxa"/>
               <w:bottom w:w="0" w:type="dxa"/>
@@ -5468,7 +5468,7 @@
               <w:left w:val="none" w:sz="0" w:space="0" w:color="000000"/>
               <w:right w:val="none" w:sz="0" w:space="0" w:color="000000"/>
             </w:tcBorders>
-            <w:shd w:val="clear" w:color="auto" w:fill="F8EBED"/>
+            <w:shd w:val="clear" w:color="auto" w:fill="FEDE8B"/>
             <w:tcMar>
               <w:top w:w="0" w:type="dxa"/>
               <w:bottom w:w="0" w:type="dxa"/>
@@ -5521,7 +5521,7 @@
               <w:left w:val="none" w:sz="0" w:space="0" w:color="000000"/>
               <w:right w:val="none" w:sz="0" w:space="0" w:color="000000"/>
             </w:tcBorders>
-            <w:shd w:val="clear" w:color="auto" w:fill="EDC9CD"/>
+            <w:shd w:val="clear" w:color="auto" w:fill="FEC365"/>
             <w:tcMar>
               <w:top w:w="0" w:type="dxa"/>
               <w:bottom w:w="0" w:type="dxa"/>
@@ -5574,7 +5574,7 @@
               <w:left w:val="none" w:sz="0" w:space="0" w:color="000000"/>
               <w:right w:val="none" w:sz="0" w:space="0" w:color="000000"/>
             </w:tcBorders>
-            <w:shd w:val="clear" w:color="auto" w:fill="FAF2F3"/>
+            <w:shd w:val="clear" w:color="auto" w:fill="FEE392"/>
             <w:tcMar>
               <w:top w:w="0" w:type="dxa"/>
               <w:bottom w:w="0" w:type="dxa"/>
@@ -5627,7 +5627,7 @@
               <w:left w:val="none" w:sz="0" w:space="0" w:color="000000"/>
               <w:right w:val="none" w:sz="0" w:space="0" w:color="000000"/>
             </w:tcBorders>
-            <w:shd w:val="clear" w:color="auto" w:fill="EDCBCF"/>
+            <w:shd w:val="clear" w:color="auto" w:fill="FEC567"/>
             <w:tcMar>
               <w:top w:w="0" w:type="dxa"/>
               <w:bottom w:w="0" w:type="dxa"/>
@@ -5680,7 +5680,7 @@
               <w:left w:val="none" w:sz="0" w:space="0" w:color="000000"/>
               <w:right w:val="none" w:sz="0" w:space="0" w:color="000000"/>
             </w:tcBorders>
-            <w:shd w:val="clear" w:color="auto" w:fill="F0D3D6"/>
+            <w:shd w:val="clear" w:color="auto" w:fill="FECB70"/>
             <w:tcMar>
               <w:top w:w="0" w:type="dxa"/>
               <w:bottom w:w="0" w:type="dxa"/>
@@ -5733,7 +5733,7 @@
               <w:left w:val="none" w:sz="0" w:space="0" w:color="000000"/>
               <w:right w:val="none" w:sz="0" w:space="0" w:color="000000"/>
             </w:tcBorders>
-            <w:shd w:val="clear" w:color="auto" w:fill="F7E9EB"/>
+            <w:shd w:val="clear" w:color="auto" w:fill="FEDC88"/>
             <w:tcMar>
               <w:top w:w="0" w:type="dxa"/>
               <w:bottom w:w="0" w:type="dxa"/>
@@ -5786,7 +5786,7 @@
               <w:left w:val="none" w:sz="0" w:space="0" w:color="000000"/>
               <w:right w:val="none" w:sz="0" w:space="0" w:color="000000"/>
             </w:tcBorders>
-            <w:shd w:val="clear" w:color="auto" w:fill="F1D6D9"/>
+            <w:shd w:val="clear" w:color="auto" w:fill="FECD73"/>
             <w:tcMar>
               <w:top w:w="0" w:type="dxa"/>
               <w:bottom w:w="0" w:type="dxa"/>
@@ -5839,7 +5839,7 @@
               <w:left w:val="none" w:sz="0" w:space="0" w:color="000000"/>
               <w:right w:val="none" w:sz="0" w:space="0" w:color="000000"/>
             </w:tcBorders>
-            <w:shd w:val="clear" w:color="auto" w:fill="F9EEEF"/>
+            <w:shd w:val="clear" w:color="auto" w:fill="FEE08D"/>
             <w:tcMar>
               <w:top w:w="0" w:type="dxa"/>
               <w:bottom w:w="0" w:type="dxa"/>
@@ -5892,7 +5892,7 @@
               <w:left w:val="none" w:sz="0" w:space="0" w:color="000000"/>
               <w:right w:val="none" w:sz="0" w:space="0" w:color="000000"/>
             </w:tcBorders>
-            <w:shd w:val="clear" w:color="auto" w:fill="F6E4E6"/>
+            <w:shd w:val="clear" w:color="auto" w:fill="FED883"/>
             <w:tcMar>
               <w:top w:w="0" w:type="dxa"/>
               <w:bottom w:w="0" w:type="dxa"/>
@@ -5945,7 +5945,7 @@
               <w:left w:val="none" w:sz="0" w:space="0" w:color="000000"/>
               <w:right w:val="none" w:sz="0" w:space="0" w:color="000000"/>
             </w:tcBorders>
-            <w:shd w:val="clear" w:color="auto" w:fill="E5B2B8"/>
+            <w:shd w:val="clear" w:color="auto" w:fill="FEB24C"/>
             <w:tcMar>
               <w:top w:w="0" w:type="dxa"/>
               <w:bottom w:w="0" w:type="dxa"/>
@@ -6110,7 +6110,7 @@
               <w:left w:val="none" w:sz="0" w:space="0" w:color="000000"/>
               <w:right w:val="none" w:sz="0" w:space="0" w:color="000000"/>
             </w:tcBorders>
-            <w:shd w:val="clear" w:color="auto" w:fill="F3DCDF"/>
+            <w:shd w:val="clear" w:color="auto" w:fill="FED27A"/>
             <w:tcMar>
               <w:top w:w="0" w:type="dxa"/>
               <w:bottom w:w="0" w:type="dxa"/>
@@ -6163,7 +6163,7 @@
               <w:left w:val="none" w:sz="0" w:space="0" w:color="000000"/>
               <w:right w:val="none" w:sz="0" w:space="0" w:color="000000"/>
             </w:tcBorders>
-            <w:shd w:val="clear" w:color="auto" w:fill="F1D6D9"/>
+            <w:shd w:val="clear" w:color="auto" w:fill="FECD73"/>
             <w:tcMar>
               <w:top w:w="0" w:type="dxa"/>
               <w:bottom w:w="0" w:type="dxa"/>
@@ -6216,7 +6216,7 @@
               <w:left w:val="none" w:sz="0" w:space="0" w:color="000000"/>
               <w:right w:val="none" w:sz="0" w:space="0" w:color="000000"/>
             </w:tcBorders>
-            <w:shd w:val="clear" w:color="auto" w:fill="F5E1E4"/>
+            <w:shd w:val="clear" w:color="auto" w:fill="FED680"/>
             <w:tcMar>
               <w:top w:w="0" w:type="dxa"/>
               <w:bottom w:w="0" w:type="dxa"/>
@@ -6269,7 +6269,7 @@
               <w:left w:val="none" w:sz="0" w:space="0" w:color="000000"/>
               <w:right w:val="none" w:sz="0" w:space="0" w:color="000000"/>
             </w:tcBorders>
-            <w:shd w:val="clear" w:color="auto" w:fill="FAF2F3"/>
+            <w:shd w:val="clear" w:color="auto" w:fill="FEE392"/>
             <w:tcMar>
               <w:top w:w="0" w:type="dxa"/>
               <w:bottom w:w="0" w:type="dxa"/>
@@ -6322,7 +6322,7 @@
               <w:left w:val="none" w:sz="0" w:space="0" w:color="000000"/>
               <w:right w:val="none" w:sz="0" w:space="0" w:color="000000"/>
             </w:tcBorders>
-            <w:shd w:val="clear" w:color="auto" w:fill="FAF1F2"/>
+            <w:shd w:val="clear" w:color="auto" w:fill="FEE291"/>
             <w:tcMar>
               <w:top w:w="0" w:type="dxa"/>
               <w:bottom w:w="0" w:type="dxa"/>
@@ -6375,7 +6375,7 @@
               <w:left w:val="none" w:sz="0" w:space="0" w:color="000000"/>
               <w:right w:val="none" w:sz="0" w:space="0" w:color="000000"/>
             </w:tcBorders>
-            <w:shd w:val="clear" w:color="auto" w:fill="F2DADD"/>
+            <w:shd w:val="clear" w:color="auto" w:fill="FED077"/>
             <w:tcMar>
               <w:top w:w="0" w:type="dxa"/>
               <w:bottom w:w="0" w:type="dxa"/>
@@ -6428,7 +6428,7 @@
               <w:left w:val="none" w:sz="0" w:space="0" w:color="000000"/>
               <w:right w:val="none" w:sz="0" w:space="0" w:color="000000"/>
             </w:tcBorders>
-            <w:shd w:val="clear" w:color="auto" w:fill="EDC9CE"/>
+            <w:shd w:val="clear" w:color="auto" w:fill="FEC466"/>
             <w:tcMar>
               <w:top w:w="0" w:type="dxa"/>
               <w:bottom w:w="0" w:type="dxa"/>
@@ -6481,7 +6481,7 @@
               <w:left w:val="none" w:sz="0" w:space="0" w:color="000000"/>
               <w:right w:val="none" w:sz="0" w:space="0" w:color="000000"/>
             </w:tcBorders>
-            <w:shd w:val="clear" w:color="auto" w:fill="F4DEE1"/>
+            <w:shd w:val="clear" w:color="auto" w:fill="FED47C"/>
             <w:tcMar>
               <w:top w:w="0" w:type="dxa"/>
               <w:bottom w:w="0" w:type="dxa"/>
@@ -6534,7 +6534,7 @@
               <w:left w:val="none" w:sz="0" w:space="0" w:color="000000"/>
               <w:right w:val="none" w:sz="0" w:space="0" w:color="000000"/>
             </w:tcBorders>
-            <w:shd w:val="clear" w:color="auto" w:fill="EFCFD3"/>
+            <w:shd w:val="clear" w:color="auto" w:fill="FEC86B"/>
             <w:tcMar>
               <w:top w:w="0" w:type="dxa"/>
               <w:bottom w:w="0" w:type="dxa"/>
@@ -6587,7 +6587,7 @@
               <w:left w:val="none" w:sz="0" w:space="0" w:color="000000"/>
               <w:right w:val="none" w:sz="0" w:space="0" w:color="000000"/>
             </w:tcBorders>
-            <w:shd w:val="clear" w:color="auto" w:fill="F2D9DC"/>
+            <w:shd w:val="clear" w:color="auto" w:fill="FED076"/>
             <w:tcMar>
               <w:top w:w="0" w:type="dxa"/>
               <w:bottom w:w="0" w:type="dxa"/>
@@ -6640,7 +6640,7 @@
               <w:left w:val="none" w:sz="0" w:space="0" w:color="000000"/>
               <w:right w:val="none" w:sz="0" w:space="0" w:color="000000"/>
             </w:tcBorders>
-            <w:shd w:val="clear" w:color="auto" w:fill="F7E7E9"/>
+            <w:shd w:val="clear" w:color="auto" w:fill="FEDA85"/>
             <w:tcMar>
               <w:top w:w="0" w:type="dxa"/>
               <w:bottom w:w="0" w:type="dxa"/>
